--- a/Examples/050104/050104.docx
+++ b/Examples/050104/050104.docx
@@ -31,21 +31,7 @@
         <w:rPr>
           <w:i/>
         </w:rPr>
-        <w:t xml:space="preserve">ОУ </w:t>
-      </w:r>
-      <w:proofErr w:type="gramStart"/>
-      <w:r>
-        <w:rPr>
-          <w:i/>
-        </w:rPr>
-        <w:t>5  без</w:t>
-      </w:r>
-      <w:proofErr w:type="gramEnd"/>
-      <w:r>
-        <w:rPr>
-          <w:i/>
-        </w:rPr>
-        <w:t xml:space="preserve"> валют (только рубли)</w:t>
+        <w:t>ОУ 5 без валют (только рубли)</w:t>
       </w:r>
     </w:p>
     <w:p>
@@ -704,13 +690,25 @@
         <w:contextualSpacing w:val="0"/>
       </w:pPr>
       <w:r>
-        <w:t xml:space="preserve">Продажа товара регистрируется документом «Расходная накладная». При продаже срок годности не указывается. В первую очередь списывается товар с наименьшим календарным сроком годности. Себестоимость определяется как средняя по товару по всем срокам годности. </w:t>
-      </w:r>
-      <w:proofErr w:type="gramStart"/>
-      <w:r>
-        <w:t>Т.е. например</w:t>
-      </w:r>
-      <w:proofErr w:type="gramEnd"/>
+        <w:t>Продажа товара регистрируется документом «Расходная накладная». При продаже срок годности не указывается. В первую очередь списывается товар с наименьшим календарным сроком годности. Себестоимость определяется как средняя по товару по всем срокам годности. Т.е.</w:t>
+      </w:r>
+      <w:r>
+        <w:rPr>
+          <w:lang w:val="en-US"/>
+        </w:rPr>
+        <w:t>,</w:t>
+      </w:r>
+      <w:r>
+        <w:t xml:space="preserve"> например</w:t>
+      </w:r>
+      <w:r>
+        <w:rPr>
+          <w:lang w:val="en-US"/>
+        </w:rPr>
+        <w:t>,</w:t>
+      </w:r>
+      <w:bookmarkStart w:id="2" w:name="_GoBack"/>
+      <w:bookmarkEnd w:id="2"/>
       <w:r>
         <w:t xml:space="preserve"> если 1 пачка йогурта со сроком годности 10.01.2010 поступила по цене 90 рублей и еще 1 пачка того же йогурта, но со сроком годности 30.01.2010 поступила по цене 110 рублей, то при списании себестоимость одной пачки данного йогурта равна 100 рублей.</w:t>
       </w:r>
@@ -1356,10 +1354,10 @@
         <w:pStyle w:val="2"/>
         <w:contextualSpacing w:val="0"/>
       </w:pPr>
-      <w:bookmarkStart w:id="2" w:name="h.uzfzksd8ww91" w:colFirst="0" w:colLast="0"/>
-      <w:bookmarkStart w:id="3" w:name="h.2podexx2qp4s" w:colFirst="0" w:colLast="0"/>
-      <w:bookmarkEnd w:id="2"/>
+      <w:bookmarkStart w:id="3" w:name="h.uzfzksd8ww91" w:colFirst="0" w:colLast="0"/>
+      <w:bookmarkStart w:id="4" w:name="h.2podexx2qp4s" w:colFirst="0" w:colLast="0"/>
       <w:bookmarkEnd w:id="3"/>
+      <w:bookmarkEnd w:id="4"/>
       <w:r>
         <w:rPr>
           <w:lang w:val="en-US"/>
@@ -1681,8 +1679,6 @@
       <w:r>
         <w:t>ачи реализовывать не требуется.</w:t>
       </w:r>
-      <w:bookmarkStart w:id="4" w:name="_GoBack"/>
-      <w:bookmarkEnd w:id="4"/>
     </w:p>
     <w:sectPr>
       <w:pgSz w:w="11906" w:h="16838"/>
@@ -3288,7 +3284,7 @@
 </file>
 
 <file path=customXml/itemProps1.xml><?xml version="1.0" encoding="utf-8"?>
-<ds:datastoreItem xmlns:ds="http://schemas.openxmlformats.org/officeDocument/2006/customXml" ds:itemID="{2BA0C367-4139-4595-840E-53962ED0A444}">
+<ds:datastoreItem xmlns:ds="http://schemas.openxmlformats.org/officeDocument/2006/customXml" ds:itemID="{ECAECD29-D3EC-433A-8F49-951F98F628A1}">
   <ds:schemaRefs>
     <ds:schemaRef ds:uri="http://schemas.openxmlformats.org/officeDocument/2006/bibliography"/>
   </ds:schemaRefs>
